--- a/klagomål/A 18308-2024 FSC-klagomål.docx
+++ b/klagomål/A 18308-2024 FSC-klagomål.docx
@@ -1191,7 +1191,7 @@
     <w:r>
       <w:tab/>
       <w:tab/>
-      <w:t>2026-06-18</w:t>
+      <w:t>2026-06-19</w:t>
       <w:br/>
       <w:br/>
     </w:r>

--- a/klagomål/A 18308-2024 FSC-klagomål.docx
+++ b/klagomål/A 18308-2024 FSC-klagomål.docx
@@ -1191,7 +1191,7 @@
     <w:r>
       <w:tab/>
       <w:tab/>
-      <w:t>2026-06-19</w:t>
+      <w:t>2026-06-20</w:t>
       <w:br/>
       <w:br/>
     </w:r>

--- a/klagomål/A 18308-2024 FSC-klagomål.docx
+++ b/klagomål/A 18308-2024 FSC-klagomål.docx
@@ -168,38 +168,7 @@
     </w:p>
     <w:p>
       <w:r>
-        <w:t>Detta dokument behandlar höga naturvärden i avverkningsanmälan A 18308-2024 i Torsby kommun som inkom 2024-05-10 och omfattar 1,8 ha.</w:t>
-      </w:r>
-    </w:p>
-    <w:p>
-      <w:r>
-        <w:t>Nedan presenteras fynd av naturvårdsarter som gjorts i det avverkningsanmälda området, samt relevanta utdrag ur standarderna för FSC, Chain of Custody, Controlled Wood och PEFC. I BILAGA 1 finns artfakta om rödlistade arter.</w:t>
-      </w:r>
-    </w:p>
-    <w:p>
-      <w:r>
-        <w:t>Vi förväntar oss att ni återkommer med ett skriftligt svar på vårt klagomål och även beskriver vilka korrigerande åtgärder ni satt in för att rätta till identifierade brister i er efterlevnad av den svenska FSC standarden.</w:t>
-      </w:r>
-    </w:p>
-    <w:p>
-      <w:pPr>
-        <w:pStyle w:val="Heading1"/>
-      </w:pPr>
-      <w:r>
-        <w:t>Naturvårdsarter</w:t>
-      </w:r>
-    </w:p>
-    <w:p>
-      <w:r>
-        <w:t>I avverkningsanmälan har följande 14 naturvårdsarter hittats: gränsticka (VU, T), norsk näverlav (VU), kattfotslav (NT, T), kortskaftad ärgspik (NT), lunglav (NT, T), skuggblåslav (NT, T), ullticka (NT, T), vedtrappmossa (NT, T), violettgrå tagellav (NT, T), bårdlav (S, T), korallblylav (S, T), skinnlav (S, T), stuplav (S, T) och vedticka (S, T). Av dessa är 9 rödlistade. För rödlistade arter har rödlistekategorin angivits inom parentes. Arter som är signalarter enligt Skogsstyrelsen har markerats med (S). Typiska arter inom Natura 2000 som är kopplade till skogsekosystem har markerats med (T).</w:t>
-      </w:r>
-    </w:p>
-    <w:p>
-      <w:r>
-        <w:t>De påträffade naturvårdsarterna är ett tydligt kvitto på att det rör sig om en skog med höga naturvärden.</w:t>
-      </w:r>
-      <w:r>
-        <w:t xml:space="preserve"> I Figur 1 visas fyndplatser för naturvårdsarter i området, som finns registrerade på Artportalen.</w:t>
+        <w:t>Detta klagomål behandlar höga naturvärden i avverkningsanmälan A 18308-2024 i Torsby kommun som inkom 2024-05-10 och omfattar 1,8 ha.</w:t>
       </w:r>
     </w:p>
     <w:p>
@@ -247,7 +216,278 @@
         <w:spacing w:after="240"/>
       </w:pPr>
       <w:r>
-        <w:t>Figur 1. Fyndplatser för naturvårdsarter i avverkningsanmälan (röd linje). Markörer utan svart kant är placerade på fyndplatsen. Markörer med svart kant är placerade vid sidan av fyndplatsen och har ett svart streck som visar fyndplatsens exakta position. Kartans mittpunktskoordinat är N 6703429, E 412052 i SWEREF 99 TM.</w:t>
+        <w:t>Figur 1. Fyndplatser för naturvårdsarter i avverkningsanmälan. Markörer utan svart kant är placerade på fyndplatsen. Markörer med svart kant är placerade vid sidan av fyndplatsen har ett svart streck som visar fyndplatsens exakta position. Kartans mittpunktskoordinat är N 6703429, E 412052 i SWEREF 99 TM.</w:t>
+      </w:r>
+    </w:p>
+    <w:p>
+      <w:r>
+        <w:t>I avverkningsanmälan finns fynd av 14 naturvårdsarter, varav 9 är rödlistade, 12 är typiska (T) och 5 är signalarter (S): gränsticka (VU, T), norsk näverlav (VU), kattfotslav (NT, T), kortskaftad ärgspik (NT), lunglav (NT, T), skuggblåslav (NT, T), ullticka (NT, T), vedtrappmossa (NT, T), violettgrå tagellav (NT, T), bårdlav (S, T), korallblylav (S, T), skinnlav (S, T), stuplav (S, T) och vedticka (S, T). Se Figur 1.</w:t>
+      </w:r>
+    </w:p>
+    <w:p>
+      <w:r>
+        <w:t>Nedan presenteras relevanta utdrag ur standarderna för FSC, Chain of Custody, Controlled Wood och PEFC.</w:t>
+      </w:r>
+    </w:p>
+    <w:p>
+      <w:r>
+        <w:t>Vi förväntar oss att ni återkommer med ett skriftligt svar på vårt klagomål och även beskriver vilka korrigerande åtgärder ni satt in för att rätta till identifierade brister i er efterlevnad av den svenska FSC standarden.</w:t>
+      </w:r>
+    </w:p>
+    <w:p>
+      <w:pPr>
+        <w:pStyle w:val="Heading1"/>
+      </w:pPr>
+      <w:r>
+        <w:t>Naturvårdsarter och fridlysta arter</w:t>
+      </w:r>
+    </w:p>
+    <w:p>
+      <w:r>
+        <w:t>Nedan följer beskrivningar av de naturvårdsarter och fridlysta arter som har sina livsmiljöer och växtplatser i den avverkningsanmälda skogen. Se även ytterligare artfakta i BILAGA 1. De påträffade naturvårdsarterna är ett tydligt kvitto på att det rör sig om en skog med höga naturvärden.</w:t>
+      </w:r>
+    </w:p>
+    <w:p>
+      <w:r>
+        <w:rPr>
+          <w:b/>
+        </w:rPr>
+        <w:t>Gränsticka (VU)</w:t>
+      </w:r>
+      <w:r>
+        <w:t xml:space="preserve"> är en mycket bra signalart inom hela sitt utbredningsområde. Den är huvudsakligen knuten till restbestånd av barrnaturskog och förekommer med ett tydligt optimum i orörda eller måttligt påverkade gamla granskogar där det föreligger långvarig kontinuitet av grov död ved. Den totala populationen bedöms ha minskat och fortsätter att minska i takt med att grankontinuitetsskogar (äldre tidigare icke kalavverkade skogar) minskar i areal. Minskningstakten överstiger gränsvärdet för sårbar (VU). Lokaler som hyser arten bör undantas från skogsbruk, speciellt i mellersta och södra Sverige. Gränsticka är typisk art för </w:t>
+      </w:r>
+      <w:r>
+        <w:rPr>
+          <w:i/>
+        </w:rPr>
+        <w:t>9010 Taiga</w:t>
+      </w:r>
+      <w:r>
+        <w:t xml:space="preserve"> (SLU Artdatabanken, 2026; Nitare &amp; Skogsstyrelsen, 2019).</w:t>
+      </w:r>
+    </w:p>
+    <w:p>
+      <w:r>
+        <w:rPr>
+          <w:b/>
+        </w:rPr>
+        <w:t>Norsk näverlav (VU)</w:t>
+      </w:r>
+      <w:r>
+        <w:t>, rödlistad som sårbar, är en suboceanisk art och påträffas bara i områden med hög och jämn luftfuktighet. Den växer i fuktiga granskogar, främst på stammar eller grenar av äldre björkar och granar. Arten är placerad i toppen av Skogsstyrelsens värdepyramid för bedömning av skog med höga naturvärden och försvinner eller missgynnas starkt vid all form av avverkning på eller i anslutning till lokalerna. Norsk näverlav har en hög andel av sin världspopulation i Norge och Sverige vilket medför ett särskilt ansvar för arten (Nitare &amp; Skogsstyrelsen, 2019; SLU Artdatabanken, 2024).</w:t>
+      </w:r>
+    </w:p>
+    <w:p>
+      <w:r>
+        <w:rPr>
+          <w:b/>
+        </w:rPr>
+        <w:t xml:space="preserve">Kattfotslav (NT) </w:t>
+      </w:r>
+      <w:r>
+        <w:t xml:space="preserve">är en mycket god signalart i hela sitt svenska utbredningsområde och skogsbestånd med kattfotslav är alltid värdefulla ur naturvårdssynpunkt. Arten indikerar dels ett mikroklimat med konstant hög luftfuktighet, dels kontinuitet av äldre träd och god trädslutenhet. Trots att den är vanligare i sydvästra Sverige växer den enbart i skogsbestånd med höga naturvärden. Den är känslig för skogliga ingrepp som kan förändra lokal- och mikroklimat. Kattfotslav är typisk art för </w:t>
+      </w:r>
+      <w:r>
+        <w:rPr>
+          <w:i/>
+        </w:rPr>
+        <w:t xml:space="preserve">9010 Taiga, 9160 Näringsrik ekskog </w:t>
+      </w:r>
+      <w:r>
+        <w:t>och</w:t>
+      </w:r>
+      <w:r>
+        <w:rPr>
+          <w:i/>
+        </w:rPr>
+        <w:t xml:space="preserve"> 9190 Näringsfattig ekskog</w:t>
+      </w:r>
+      <w:r>
+        <w:t xml:space="preserve"> (Nitare &amp; Skogsstyrelsen, 2019; SLU Artdatabanken, 2026).</w:t>
+      </w:r>
+    </w:p>
+    <w:p>
+      <w:r>
+        <w:rPr>
+          <w:b/>
+        </w:rPr>
+        <w:t>Kortskaftad ärgspik (NT)</w:t>
+      </w:r>
+      <w:r>
+        <w:t xml:space="preserve"> förekommer i barrträdsdominerade skogar och växer nästan uteslutande på tallved. Den föredrar gamla högstubbar i fuktig och halvöppen miljö, t.ex. i myrkanter, sumpskog och brandpräglad skog. Arten indikerar kontinuerlig tillgång till gamla högstubbar i kombination med hög och jämn luftfuktighet. Skogsbruk på lokaler med kortskaftad ärgspik utgör ett hot. På lång sikt bildas färre lämpliga substrat än vad som försvinner. Avverkning av barrträdsdominerade bestånd av naturskogskaraktär utgör ett långsiktigt hot. Naturskogsartade bestånd med riklig förekomst av gamla och grova tallhögstubbar bör undantas från skogsbruk (SLU Artdatabanken, 2024).</w:t>
+      </w:r>
+    </w:p>
+    <w:p>
+      <w:r>
+        <w:rPr>
+          <w:b/>
+        </w:rPr>
+        <w:t>Lunglav (NT)</w:t>
+      </w:r>
+      <w:r>
+        <w:t xml:space="preserve"> är en av vårt lands främsta signalarter som överallt indikerar gamla lövträd, skogsbestånd med höga naturvärden och ekosystem med långskoglig kontinuitet. Lokalt kan förekomsten vara mycket riklig men den hittas nästan enbart i gamla och ej slutavverkade skogar. Artens samtliga förekomster bör uppmärksammas från naturvårdssynpunkt, då många lokaler även hyser andra ovanliga och rödlistade arter. Rikliga förekomster bör skyddas med biotopskydd, frivilliga avsättningar eller reservat. På lunglav kan de sällsynta lavparasiterna lunglavshårprick (CR), </w:t>
+      </w:r>
+      <w:r>
+        <w:rPr>
+          <w:i/>
+        </w:rPr>
+        <w:t>Abrothallus diederichii</w:t>
+      </w:r>
+      <w:r>
+        <w:t xml:space="preserve"> (VU), </w:t>
+      </w:r>
+      <w:r>
+        <w:rPr>
+          <w:i/>
+        </w:rPr>
+        <w:t>Abrothallus lobariae</w:t>
+      </w:r>
+      <w:r>
+        <w:t xml:space="preserve"> (VU), </w:t>
+      </w:r>
+      <w:r>
+        <w:rPr>
+          <w:i/>
+        </w:rPr>
+        <w:t>Calycina lobariae</w:t>
+      </w:r>
+      <w:r>
+        <w:t xml:space="preserve"> (VU), lunglavsknapp (VU) och skrovelmössing (VU) påträffas. Lunglav är typisk art för </w:t>
+      </w:r>
+      <w:r>
+        <w:rPr>
+          <w:i/>
+        </w:rPr>
+        <w:t>9010 Taiga, 9020 Nordlig ädellövskog, 9110 Näringsfattig bokskog, 9130 Näringsrik bokskog, 9160 Näringsrik ekskog, 9180 Ädellövskog i branter, 9190 Näringsfattig ekskog, 9070 Trädklädd betesmark, 9040 Fjällbjörkskog</w:t>
+      </w:r>
+      <w:r>
+        <w:t xml:space="preserve"> och</w:t>
+      </w:r>
+      <w:r>
+        <w:rPr>
+          <w:i/>
+        </w:rPr>
+        <w:t xml:space="preserve"> 6530 Lövängar</w:t>
+      </w:r>
+      <w:r>
+        <w:t xml:space="preserve"> (SLU Artdatabanken, 2026; Nitare &amp; Skogsstyrelsen, 2019).</w:t>
+      </w:r>
+    </w:p>
+    <w:p>
+      <w:r>
+        <w:rPr>
+          <w:b/>
+        </w:rPr>
+        <w:t>Skuggblåslav (NT)</w:t>
+      </w:r>
+      <w:r>
+        <w:t xml:space="preserve"> växer på silikatsten eller gamla träd i äldre naturskogar med hög luftfuktighet. Den påverkas negativt av brist på kontinuitetsskog och minskningstakten för arten bedöms vara nära gränsvärdet för sårbar (VU). Skuggblåslav är typisk art för </w:t>
+      </w:r>
+      <w:r>
+        <w:rPr>
+          <w:i/>
+        </w:rPr>
+        <w:t xml:space="preserve">9010 Taiga </w:t>
+      </w:r>
+      <w:r>
+        <w:t>(Nitare &amp; Skogsstyrelsen, 2019; SLU Artdatabanken, 2026).</w:t>
+      </w:r>
+    </w:p>
+    <w:p>
+      <w:r>
+        <w:rPr>
+          <w:b/>
+        </w:rPr>
+        <w:t>Ullticka (NT)</w:t>
+      </w:r>
+      <w:r>
+        <w:t xml:space="preserve"> är knuten till restbestånd av barrnaturskog och förekommer med ett tydligt optimum i orörda eller måttligt påverkade gamla granskogar där det föreligger viss kontinuitet av grov död ved. Ullticka är en bra signalart inom hela sitt utbredningsområde och i södra Sverige är den sällsynt och en god signalart för skyddsvärda granskogsmiljöer. Den hotas av avverkning och fragmentering av naturskog och äldre granskog med lång trädkontinuitet. På ullticka kan ibland ulltickeporing (VU) påträffas - det är en sällsynt ticka som nyligen delats upp i de tre olika arterna ulltickeporing </w:t>
+      </w:r>
+      <w:r>
+        <w:rPr>
+          <w:i/>
+        </w:rPr>
+        <w:t xml:space="preserve">Skeletocutis brevispora </w:t>
+      </w:r>
+      <w:r>
+        <w:t>(VU)</w:t>
+      </w:r>
+      <w:r>
+        <w:rPr>
+          <w:i/>
+        </w:rPr>
+        <w:t>, Skeletocutis delicata</w:t>
+      </w:r>
+      <w:r>
+        <w:t xml:space="preserve"> (VU)</w:t>
+      </w:r>
+      <w:r>
+        <w:rPr>
+          <w:i/>
+        </w:rPr>
+        <w:t xml:space="preserve"> och Skeletocutis exilis</w:t>
+      </w:r>
+      <w:r>
+        <w:t xml:space="preserve"> (NT). Ullticka är typisk art för </w:t>
+      </w:r>
+      <w:r>
+        <w:rPr>
+          <w:i/>
+        </w:rPr>
+        <w:t xml:space="preserve">9010 Taiga, 9050 Näringsrik granskog </w:t>
+      </w:r>
+      <w:r>
+        <w:t xml:space="preserve">och </w:t>
+      </w:r>
+      <w:r>
+        <w:rPr>
+          <w:i/>
+        </w:rPr>
+        <w:t>9030 Landhöjningsskog</w:t>
+      </w:r>
+      <w:r>
+        <w:t xml:space="preserve"> (SLU Artdatabanken, 2026; Nitare &amp; Skogsstyrelsen, 2019; Miettinen &amp; Niemelä, 2018).</w:t>
+      </w:r>
+    </w:p>
+    <w:p>
+      <w:r>
+        <w:rPr>
+          <w:b/>
+        </w:rPr>
+        <w:t xml:space="preserve">Vedtrappmossa (NT) </w:t>
+      </w:r>
+      <w:r>
+        <w:t xml:space="preserve">växer på död ved, främst i gammal granskog. Den förekommer knappast alls i fjällnära barrskogar utan finns i skogslandskapet nedom fjällen och framför allt i landets södra delar är den en mycket bra signalart för barrnaturskog med höga naturvärden. Skogsavverkning och brist på grov död ved i skogen är de allvarligaste hoten och den överlever inte kalhyggesbruk. Lokaler med sluten granskog, tillräckligt stora för att säkerställa ett kontinuerligt tillskott på grova lågor, bör undantas från storskaligt skogsbruk. Vedtrappmossa är typisk art för </w:t>
+      </w:r>
+      <w:r>
+        <w:rPr>
+          <w:i/>
+        </w:rPr>
+        <w:t>9010 Taiga</w:t>
+      </w:r>
+      <w:r>
+        <w:t xml:space="preserve"> (SLU Artdatabanken, 2024).</w:t>
+      </w:r>
+    </w:p>
+    <w:p>
+      <w:r>
+        <w:rPr>
+          <w:b/>
+        </w:rPr>
+        <w:t>Violettgrå tagellav (NT)</w:t>
+      </w:r>
+      <w:r>
+        <w:t xml:space="preserve"> växer nästan uteslutande i gamla olikåldriga barrnaturskogar med lång skoglig kontinuitet och är en utmärkt signal på skog med höga naturvärden. Slutavverkning av tidigare aldrig slutavverkad skog (kontinuitetsskog) är det största hotet. Biotopen nyskapas i begränsad omfattning och barrskog äldre än 160 år, där den violettgrå tagellaven huvudsakligen påträffas har minskat med 50% de senaste 50 åren. Lågproduktiv skogsmark där laven förekommer bör undantas från skogsbruk och rika förekomster i äldre granskog bör skyddas. Arten är känslig för uttorkning och det är väsentligt att tillräckligt stora bestånd avsätts. Violettgrå tagellav är typisk art för </w:t>
+      </w:r>
+      <w:r>
+        <w:rPr>
+          <w:i/>
+        </w:rPr>
+        <w:t>9010 Taiga</w:t>
+      </w:r>
+      <w:r>
+        <w:t xml:space="preserve"> (SLU Artdatabanken, 2024; Nitare &amp; Skogsstyrelsen, 2019).</w:t>
       </w:r>
     </w:p>
     <w:p>
@@ -302,10 +542,104 @@
         <w:rPr>
           <w:b/>
         </w:rPr>
-        <w:t>Gränsticka (VU)</w:t>
-      </w:r>
-      <w:r>
-        <w:t xml:space="preserve"> är en mycket bra signalart inom hela sitt utbredningsområde. Den är huvudsakligen knuten till restbestånd av barrnaturskog och förekommer med ett tydligt optimum i orörda eller måttligt påverkade gamla granskogar där det föreligger långvarig kontinuitet av grov död ved. Den totala populationen bedöms ha minskat och fortsätter att minska i takt med att grankontinuitetsskogar (äldre tidigare icke kalavverkade skogar) minskar i areal. Minskningstakten överstiger gränsvärdet för sårbar (VU). Lokaler som hyser arten bör undantas från skogsbruk, speciellt i mellersta och södra Sverige. Gränsticka är typisk art för </w:t>
+        <w:t>Korallblylav</w:t>
+      </w:r>
+      <w:r>
+        <w:t xml:space="preserve"> växer på bark av asp, ask, rönn, sälg, bok och lönn och signalerar överallt skogsbestånd med höga naturvärden och den följs nästan alltid av andra ovanliga och rödlistade arter. Den indikerar hög och jämn luftfuktighet och växer främst i områden med lång skoglig kontinuitet där det funnits ett ständigt inslag av gamla lövträd. Korallblylav är typisk art för </w:t>
+      </w:r>
+      <w:r>
+        <w:rPr>
+          <w:i/>
+        </w:rPr>
+        <w:t xml:space="preserve">9020 Nordlig ädellövskog, 9070 Trädklädd betesmark, 9160 Näringsrik ekskog, 9180 Ädellövskog i branter </w:t>
+      </w:r>
+      <w:r>
+        <w:t>och</w:t>
+      </w:r>
+      <w:r>
+        <w:rPr>
+          <w:i/>
+        </w:rPr>
+        <w:t xml:space="preserve"> 9190 Näringsfattig ekskog</w:t>
+      </w:r>
+      <w:r>
+        <w:t xml:space="preserve"> (SLU Artdatabanken, 2024; Nitare &amp; Skogsstyrelsen, 2019).</w:t>
+      </w:r>
+    </w:p>
+    <w:p>
+      <w:r>
+        <w:rPr>
+          <w:b/>
+        </w:rPr>
+        <w:t xml:space="preserve">Skinnlav </w:t>
+      </w:r>
+      <w:r>
+        <w:t xml:space="preserve">förekommer på diverse lövträd, främst på gammal asp och sälg. Den påträffas främst i områden med lång kontinuitet av grova lövträd och signalerar skogsmark med höga naturvärden. På lokalerna förekommer som regel ett flertal andra ovanliga eller rödlistade lavar. I likhet med gelélavarna, etablerar sig skinnlaven i skogsmark på grova aspar i sena lövsuccessioner. Skinnlav är typisk art för </w:t>
+      </w:r>
+      <w:r>
+        <w:rPr>
+          <w:i/>
+        </w:rPr>
+        <w:t xml:space="preserve">9010 Taiga, 9020 Nordlig ädellövskog </w:t>
+      </w:r>
+      <w:r>
+        <w:t xml:space="preserve">och </w:t>
+      </w:r>
+      <w:r>
+        <w:rPr>
+          <w:i/>
+        </w:rPr>
+        <w:t xml:space="preserve">9070 Trädklädd betesmark </w:t>
+      </w:r>
+      <w:r>
+        <w:t>(Nitare &amp; Skogsstyrelsen, 2019; SLU Artdatabanken, 2025).</w:t>
+      </w:r>
+    </w:p>
+    <w:p>
+      <w:r>
+        <w:rPr>
+          <w:b/>
+        </w:rPr>
+        <w:t>Stuplav</w:t>
+      </w:r>
+      <w:r>
+        <w:t xml:space="preserve"> är en mycket bra signalart i hela sitt utbredningsområde och förekommer nästan enbart i skogsmiljöer med höga naturvärden. Den indikerar långvarig förekomst av gamla lövträd och miljöer med konstant hög luftfuktighet. I skogar med suboceaniskt klimat finns det en mycket sällsynt parasit, njurlavsknapp </w:t>
+      </w:r>
+      <w:r>
+        <w:rPr>
+          <w:i/>
+        </w:rPr>
+        <w:t>Pletocarpon nephromeum</w:t>
+      </w:r>
+      <w:r>
+        <w:t xml:space="preserve"> (EN), som växer på stuplav. Ytterligare tre sällsynta lavparasiter, </w:t>
+      </w:r>
+      <w:r>
+        <w:rPr>
+          <w:i/>
+        </w:rPr>
+        <w:t>Protounguicularia nephromatis</w:t>
+      </w:r>
+      <w:r>
+        <w:t xml:space="preserve"> (VU), </w:t>
+      </w:r>
+      <w:r>
+        <w:rPr>
+          <w:i/>
+        </w:rPr>
+        <w:t>Refractohilum galligenum</w:t>
+      </w:r>
+      <w:r>
+        <w:t xml:space="preserve"> (NT) och </w:t>
+      </w:r>
+      <w:r>
+        <w:rPr>
+          <w:i/>
+        </w:rPr>
+        <w:t>Roselliniella nephromatis</w:t>
+      </w:r>
+      <w:r>
+        <w:t xml:space="preserve"> (DD), kan också påträffas på stuplav. Stuplav är typisk art för </w:t>
       </w:r>
       <w:r>
         <w:rPr>
@@ -322,175 +656,10 @@
         <w:rPr>
           <w:b/>
         </w:rPr>
-        <w:t xml:space="preserve">Kattfotslav (NT) </w:t>
-      </w:r>
-      <w:r>
-        <w:t xml:space="preserve">är en mycket god signalart i hela sitt svenska utbredningsområde och skogsbestånd med kattfotslav är alltid värdefulla ur naturvårdssynpunkt. Arten indikerar dels ett mikroklimat med konstant hög luftfuktighet, dels kontinuitet av äldre träd och god trädslutenhet. Trots att den är vanligare i sydvästra Sverige växer den enbart i skogsbestånd med höga naturvärden. Den är känslig för skogliga ingrepp som kan förändra lokal- och mikroklimat. Kattfotslav är typisk art för </w:t>
-      </w:r>
-      <w:r>
-        <w:rPr>
-          <w:i/>
-        </w:rPr>
-        <w:t xml:space="preserve">9010 Taiga, 9160 Näringsrik ekskog </w:t>
-      </w:r>
-      <w:r>
-        <w:t>och</w:t>
-      </w:r>
-      <w:r>
-        <w:rPr>
-          <w:i/>
-        </w:rPr>
-        <w:t xml:space="preserve"> 9190 Näringsfattig ekskog</w:t>
-      </w:r>
-      <w:r>
-        <w:t xml:space="preserve"> (Nitare &amp; Skogsstyrelsen, 2019; SLU Artdatabanken, 2026).</w:t>
-      </w:r>
-    </w:p>
-    <w:p>
-      <w:r>
-        <w:rPr>
-          <w:b/>
-        </w:rPr>
-        <w:t>Korallblylav</w:t>
-      </w:r>
-      <w:r>
-        <w:t xml:space="preserve"> växer på bark av asp, ask, rönn, sälg, bok och lönn och signalerar överallt skogsbestånd med höga naturvärden och den följs nästan alltid av andra ovanliga och rödlistade arter. Den indikerar hög och jämn luftfuktighet och växer främst i områden med lång skoglig kontinuitet där det funnits ett ständigt inslag av gamla lövträd. Korallblylav är typisk art för </w:t>
-      </w:r>
-      <w:r>
-        <w:rPr>
-          <w:i/>
-        </w:rPr>
-        <w:t xml:space="preserve">9020 Nordlig ädellövskog, 9070 Trädklädd betesmark, 9160 Näringsrik ekskog, 9180 Ädellövskog i branter </w:t>
-      </w:r>
-      <w:r>
-        <w:t>och</w:t>
-      </w:r>
-      <w:r>
-        <w:rPr>
-          <w:i/>
-        </w:rPr>
-        <w:t xml:space="preserve"> 9190 Näringsfattig ekskog</w:t>
-      </w:r>
-      <w:r>
-        <w:t xml:space="preserve"> (SLU Artdatabanken, 2024; Nitare &amp; Skogsstyrelsen, 2019).</w:t>
-      </w:r>
-    </w:p>
-    <w:p>
-      <w:r>
-        <w:rPr>
-          <w:b/>
-        </w:rPr>
-        <w:t>Kortskaftad ärgspik (NT)</w:t>
-      </w:r>
-      <w:r>
-        <w:t xml:space="preserve"> förekommer i barrträdsdominerade skogar och växer nästan uteslutande på tallved. Den föredrar gamla högstubbar i fuktig och halvöppen miljö, t.ex. i myrkanter, sumpskog och brandpräglad skog. Arten indikerar kontinuerlig tillgång till gamla högstubbar i kombination med hög och jämn luftfuktighet. Skogsbruk på lokaler med kortskaftad ärgspik utgör ett hot. På lång sikt bildas färre lämpliga substrat än vad som försvinner. Avverkning av barrträdsdominerade bestånd av naturskogskaraktär utgör ett långsiktigt hot. Naturskogsartade bestånd med riklig förekomst av gamla och grova tallhögstubbar bör undantas från skogsbruk (SLU Artdatabanken, 2024).</w:t>
-      </w:r>
-    </w:p>
-    <w:p>
-      <w:r>
-        <w:rPr>
-          <w:b/>
-        </w:rPr>
-        <w:t>Lunglav (NT)</w:t>
-      </w:r>
-      <w:r>
-        <w:t xml:space="preserve"> är en av vårt lands främsta signalarter som överallt indikerar gamla lövträd, skogsbestånd med höga naturvärden och ekosystem med långskoglig kontinuitet. Lokalt kan förekomsten vara mycket riklig men den hittas nästan enbart i gamla och ej slutavverkade skogar. Artens samtliga förekomster bör uppmärksammas från naturvårdssynpunkt, då många lokaler även hyser andra ovanliga och rödlistade arter. Rikliga förekomster bör skyddas med biotopskydd, frivilliga avsättningar eller reservat. På lunglav kan de sällsynta lavparasiterna lunglavshårprick (CR), </w:t>
-      </w:r>
-      <w:r>
-        <w:rPr>
-          <w:i/>
-        </w:rPr>
-        <w:t>Abrothallus diederichii</w:t>
-      </w:r>
-      <w:r>
-        <w:t xml:space="preserve"> (VU), </w:t>
-      </w:r>
-      <w:r>
-        <w:rPr>
-          <w:i/>
-        </w:rPr>
-        <w:t>Abrothallus lobariae</w:t>
-      </w:r>
-      <w:r>
-        <w:t xml:space="preserve"> (VU), </w:t>
-      </w:r>
-      <w:r>
-        <w:rPr>
-          <w:i/>
-        </w:rPr>
-        <w:t>Calycina lobariae</w:t>
-      </w:r>
-      <w:r>
-        <w:t xml:space="preserve"> (VU), lunglavsknapp (VU) och skrovelmössing (VU) påträffas. Lunglav är typisk art för </w:t>
-      </w:r>
-      <w:r>
-        <w:rPr>
-          <w:i/>
-        </w:rPr>
-        <w:t>9010 Taiga, 9020 Nordlig ädellövskog, 9110 Näringsfattig bokskog, 9130 Näringsrik bokskog, 9160 Näringsrik ekskog, 9180 Ädellövskog i branter, 9190 Näringsfattig ekskog, 9070 Trädklädd betesmark, 9040 Fjällbjörkskog</w:t>
-      </w:r>
-      <w:r>
-        <w:t xml:space="preserve"> och</w:t>
-      </w:r>
-      <w:r>
-        <w:rPr>
-          <w:i/>
-        </w:rPr>
-        <w:t xml:space="preserve"> 6530 Lövängar</w:t>
-      </w:r>
-      <w:r>
-        <w:t xml:space="preserve"> (SLU Artdatabanken, 2026; Nitare &amp; Skogsstyrelsen, 2019).</w:t>
-      </w:r>
-    </w:p>
-    <w:p>
-      <w:r>
-        <w:rPr>
-          <w:b/>
-        </w:rPr>
-        <w:t>Norsk näverlav (VU)</w:t>
-      </w:r>
-      <w:r>
-        <w:t>, rödlistad som sårbar, är en suboceanisk art och påträffas bara i områden med hög och jämn luftfuktighet. Den växer i fuktiga granskogar, främst på stammar eller grenar av äldre björkar och granar. Arten är placerad i toppen av Skogsstyrelsens värdepyramid för bedömning av skog med höga naturvärden och försvinner eller missgynnas starkt vid all form av avverkning på eller i anslutning till lokalerna. Norsk näverlav har en hög andel av sin världspopulation i Norge och Sverige vilket medför ett särskilt ansvar för arten (Nitare &amp; Skogsstyrelsen, 2019; SLU Artdatabanken, 2024).</w:t>
-      </w:r>
-    </w:p>
-    <w:p>
-      <w:r>
-        <w:rPr>
-          <w:b/>
-        </w:rPr>
-        <w:t xml:space="preserve">Skinnlav </w:t>
-      </w:r>
-      <w:r>
-        <w:t xml:space="preserve">förekommer på diverse lövträd, främst på gammal asp och sälg. Den påträffas främst i områden med lång kontinuitet av grova lövträd och signalerar skogsmark med höga naturvärden. På lokalerna förekommer som regel ett flertal andra ovanliga eller rödlistade lavar. I likhet med gelélavarna, etablerar sig skinnlaven i skogsmark på grova aspar i sena lövsuccessioner. Skinnlav är typisk art för </w:t>
-      </w:r>
-      <w:r>
-        <w:rPr>
-          <w:i/>
-        </w:rPr>
-        <w:t xml:space="preserve">9010 Taiga, 9020 Nordlig ädellövskog </w:t>
-      </w:r>
-      <w:r>
-        <w:t xml:space="preserve">och </w:t>
-      </w:r>
-      <w:r>
-        <w:rPr>
-          <w:i/>
-        </w:rPr>
-        <w:t xml:space="preserve">9070 Trädklädd betesmark </w:t>
-      </w:r>
-      <w:r>
-        <w:t>(Nitare &amp; Skogsstyrelsen, 2019; SLU Artdatabanken, 2025).</w:t>
-      </w:r>
-    </w:p>
-    <w:p>
-      <w:r>
-        <w:rPr>
-          <w:b/>
-        </w:rPr>
-        <w:t>Skuggblåslav (NT)</w:t>
-      </w:r>
-      <w:r>
-        <w:t xml:space="preserve"> växer på silikatsten eller gamla träd i äldre naturskogar med hög luftfuktighet. Den påverkas negativt av brist på kontinuitetsskog och minskningstakten för arten bedöms vara nära gränsvärdet för sårbar (VU). Skuggblåslav är typisk art för </w:t>
+        <w:t xml:space="preserve">Vedticka </w:t>
+      </w:r>
+      <w:r>
+        <w:t xml:space="preserve">är en bra signalart söder om den naturliga norrlandsgränsen. Den är huvudsakligen knuten till äldre barrskogar där det föreligger långvarig kontinuitet av död barrved. Vedticka är typisk art för </w:t>
       </w:r>
       <w:r>
         <w:rPr>
@@ -499,179 +668,7 @@
         <w:t xml:space="preserve">9010 Taiga </w:t>
       </w:r>
       <w:r>
-        <w:t>(Nitare &amp; Skogsstyrelsen, 2019; SLU Artdatabanken, 2026).</w:t>
-      </w:r>
-    </w:p>
-    <w:p>
-      <w:r>
-        <w:rPr>
-          <w:b/>
-        </w:rPr>
-        <w:t>Stuplav</w:t>
-      </w:r>
-      <w:r>
-        <w:t xml:space="preserve"> är en mycket bra signalart i hela sitt utbredningsområde och förekommer nästan enbart i skogsmiljöer med höga naturvärden. Den indikerar långvarig förekomst av gamla lövträd och miljöer med konstant hög luftfuktighet. I skogar med suboceaniskt klimat finns det en mycket sällsynt parasit, njurlavsknapp </w:t>
-      </w:r>
-      <w:r>
-        <w:rPr>
-          <w:i/>
-        </w:rPr>
-        <w:t>Pletocarpon nephromeum</w:t>
-      </w:r>
-      <w:r>
-        <w:t xml:space="preserve"> (EN), som växer på stuplav. Ytterligare tre sällsynta lavparasiter, </w:t>
-      </w:r>
-      <w:r>
-        <w:rPr>
-          <w:i/>
-        </w:rPr>
-        <w:t>Protounguicularia nephromatis</w:t>
-      </w:r>
-      <w:r>
-        <w:t xml:space="preserve"> (VU), </w:t>
-      </w:r>
-      <w:r>
-        <w:rPr>
-          <w:i/>
-        </w:rPr>
-        <w:t>Refractohilum galligenum</w:t>
-      </w:r>
-      <w:r>
-        <w:t xml:space="preserve"> (NT) och </w:t>
-      </w:r>
-      <w:r>
-        <w:rPr>
-          <w:i/>
-        </w:rPr>
-        <w:t>Roselliniella nephromatis</w:t>
-      </w:r>
-      <w:r>
-        <w:t xml:space="preserve"> (DD), kan också påträffas på stuplav. Stuplav är typisk art för </w:t>
-      </w:r>
-      <w:r>
-        <w:rPr>
-          <w:i/>
-        </w:rPr>
-        <w:t>9010 Taiga</w:t>
-      </w:r>
-      <w:r>
-        <w:t xml:space="preserve"> (SLU Artdatabanken, 2026; Nitare &amp; Skogsstyrelsen, 2019).</w:t>
-      </w:r>
-    </w:p>
-    <w:p>
-      <w:r>
-        <w:rPr>
-          <w:b/>
-        </w:rPr>
-        <w:t>Ullticka (NT)</w:t>
-      </w:r>
-      <w:r>
-        <w:t xml:space="preserve"> är knuten till restbestånd av barrnaturskog och förekommer med ett tydligt optimum i orörda eller måttligt påverkade gamla granskogar där det föreligger viss kontinuitet av grov död ved. Ullticka är en bra signalart inom hela sitt utbredningsområde och i södra Sverige är den sällsynt och en god signalart för skyddsvärda granskogsmiljöer. Den hotas av avverkning och fragmentering av naturskog och äldre granskog med lång trädkontinuitet. På ullticka kan ibland ulltickeporing (VU) påträffas - det är en sällsynt ticka som nyligen delats upp i de tre olika arterna ulltickeporing </w:t>
-      </w:r>
-      <w:r>
-        <w:rPr>
-          <w:i/>
-        </w:rPr>
-        <w:t xml:space="preserve">Skeletocutis brevispora </w:t>
-      </w:r>
-      <w:r>
-        <w:t>(VU)</w:t>
-      </w:r>
-      <w:r>
-        <w:rPr>
-          <w:i/>
-        </w:rPr>
-        <w:t>, Skeletocutis delicata</w:t>
-      </w:r>
-      <w:r>
-        <w:t xml:space="preserve"> (VU)</w:t>
-      </w:r>
-      <w:r>
-        <w:rPr>
-          <w:i/>
-        </w:rPr>
-        <w:t xml:space="preserve"> och Skeletocutis exilis</w:t>
-      </w:r>
-      <w:r>
-        <w:t xml:space="preserve"> (NT). Ullticka är typisk art för </w:t>
-      </w:r>
-      <w:r>
-        <w:rPr>
-          <w:i/>
-        </w:rPr>
-        <w:t xml:space="preserve">9010 Taiga, 9050 Näringsrik granskog </w:t>
-      </w:r>
-      <w:r>
-        <w:t xml:space="preserve">och </w:t>
-      </w:r>
-      <w:r>
-        <w:rPr>
-          <w:i/>
-        </w:rPr>
-        <w:t>9030 Landhöjningsskog</w:t>
-      </w:r>
-      <w:r>
-        <w:t xml:space="preserve"> (SLU Artdatabanken, 2026; Nitare &amp; Skogsstyrelsen, 2019; Miettinen &amp; Niemelä, 2018).</w:t>
-      </w:r>
-    </w:p>
-    <w:p>
-      <w:r>
-        <w:rPr>
-          <w:b/>
-        </w:rPr>
-        <w:t xml:space="preserve">Vedticka </w:t>
-      </w:r>
-      <w:r>
-        <w:t xml:space="preserve">är en bra signalart söder om den naturliga norrlandsgränsen. Den är huvudsakligen knuten till äldre barrskogar där det föreligger långvarig kontinuitet av död barrved. Vedticka är typisk art för </w:t>
-      </w:r>
-      <w:r>
-        <w:rPr>
-          <w:i/>
-        </w:rPr>
-        <w:t xml:space="preserve">9010 Taiga </w:t>
-      </w:r>
-      <w:r>
         <w:t>(Nitare &amp; Skogsstyrelsen, 2019; SLU Artdatabanken, 2025).</w:t>
-      </w:r>
-    </w:p>
-    <w:p>
-      <w:r>
-        <w:rPr>
-          <w:b/>
-        </w:rPr>
-        <w:t xml:space="preserve">Vedtrappmossa (NT) </w:t>
-      </w:r>
-      <w:r>
-        <w:t xml:space="preserve">växer på död ved, främst i gammal granskog. Den förekommer knappast alls i fjällnära barrskogar utan finns i skogslandskapet nedom fjällen och framför allt i landets södra delar är den en mycket bra signalart för barrnaturskog med höga naturvärden. Skogsavverkning och brist på grov död ved i skogen är de allvarligaste hoten och den överlever inte kalhyggesbruk. Lokaler med sluten granskog, tillräckligt stora för att säkerställa ett kontinuerligt tillskott på grova lågor, bör undantas från storskaligt skogsbruk. Vedtrappmossa är typisk art för </w:t>
-      </w:r>
-      <w:r>
-        <w:rPr>
-          <w:i/>
-        </w:rPr>
-        <w:t>9010 Taiga</w:t>
-      </w:r>
-      <w:r>
-        <w:t xml:space="preserve"> (SLU Artdatabanken, 2024).</w:t>
-      </w:r>
-    </w:p>
-    <w:p>
-      <w:r>
-        <w:rPr>
-          <w:b/>
-        </w:rPr>
-        <w:t>Violettgrå tagellav (NT)</w:t>
-      </w:r>
-      <w:r>
-        <w:t xml:space="preserve"> växer nästan uteslutande i gamla olikåldriga barrnaturskogar med lång skoglig kontinuitet och är en utmärkt signal på skog med höga naturvärden. Slutavverkning av tidigare aldrig slutavverkad skog (kontinuitetsskog) är det största hotet. Biotopen nyskapas i begränsad omfattning och barrskog äldre än 160 år, där den violettgrå tagellaven huvudsakligen påträffas har minskat med 50% de senaste 50 åren. Lågproduktiv skogsmark där laven förekommer bör undantas från skogsbruk och rika förekomster i äldre granskog bör skyddas. Arten är känslig för uttorkning och det är väsentligt att tillräckligt stora bestånd avsätts. Violettgrå tagellav är typisk art för </w:t>
-      </w:r>
-      <w:r>
-        <w:rPr>
-          <w:i/>
-        </w:rPr>
-        <w:t>9010 Taiga</w:t>
-      </w:r>
-      <w:r>
-        <w:t xml:space="preserve"> (SLU Artdatabanken, 2024; Nitare &amp; Skogsstyrelsen, 2019).</w:t>
       </w:r>
     </w:p>
     <w:p>
@@ -1191,7 +1188,7 @@
     <w:r>
       <w:tab/>
       <w:tab/>
-      <w:t>2026-06-20</w:t>
+      <w:t>2026-06-21</w:t>
       <w:br/>
       <w:br/>
     </w:r>

--- a/klagomål/A 18308-2024 FSC-klagomål.docx
+++ b/klagomål/A 18308-2024 FSC-klagomål.docx
@@ -1188,7 +1188,7 @@
     <w:r>
       <w:tab/>
       <w:tab/>
-      <w:t>2026-06-21</w:t>
+      <w:t>2026-06-22</w:t>
       <w:br/>
       <w:br/>
     </w:r>

--- a/klagomål/A 18308-2024 FSC-klagomål.docx
+++ b/klagomål/A 18308-2024 FSC-klagomål.docx
@@ -1188,7 +1188,7 @@
     <w:r>
       <w:tab/>
       <w:tab/>
-      <w:t>2026-06-22</w:t>
+      <w:t>2026-06-23</w:t>
       <w:br/>
       <w:br/>
     </w:r>

--- a/klagomål/A 18308-2024 FSC-klagomål.docx
+++ b/klagomål/A 18308-2024 FSC-klagomål.docx
@@ -1188,7 +1188,7 @@
     <w:r>
       <w:tab/>
       <w:tab/>
-      <w:t>2026-06-23</w:t>
+      <w:t>2026-06-24</w:t>
       <w:br/>
       <w:br/>
     </w:r>

--- a/klagomål/A 18308-2024 FSC-klagomål.docx
+++ b/klagomål/A 18308-2024 FSC-klagomål.docx
@@ -1188,7 +1188,7 @@
     <w:r>
       <w:tab/>
       <w:tab/>
-      <w:t>2026-06-24</w:t>
+      <w:t>2026-06-25</w:t>
       <w:br/>
       <w:br/>
     </w:r>

--- a/klagomål/A 18308-2024 FSC-klagomål.docx
+++ b/klagomål/A 18308-2024 FSC-klagomål.docx
@@ -1188,7 +1188,7 @@
     <w:r>
       <w:tab/>
       <w:tab/>
-      <w:t>2026-06-25</w:t>
+      <w:t>2026-06-26</w:t>
       <w:br/>
       <w:br/>
     </w:r>

--- a/klagomål/A 18308-2024 FSC-klagomål.docx
+++ b/klagomål/A 18308-2024 FSC-klagomål.docx
@@ -1188,7 +1188,7 @@
     <w:r>
       <w:tab/>
       <w:tab/>
-      <w:t>2026-06-26</w:t>
+      <w:t>2026-06-27</w:t>
       <w:br/>
       <w:br/>
     </w:r>

--- a/klagomål/A 18308-2024 FSC-klagomål.docx
+++ b/klagomål/A 18308-2024 FSC-klagomål.docx
@@ -1188,7 +1188,7 @@
     <w:r>
       <w:tab/>
       <w:tab/>
-      <w:t>2026-06-27</w:t>
+      <w:t>2026-06-28</w:t>
       <w:br/>
       <w:br/>
     </w:r>

--- a/klagomål/A 18308-2024 FSC-klagomål.docx
+++ b/klagomål/A 18308-2024 FSC-klagomål.docx
@@ -1188,7 +1188,7 @@
     <w:r>
       <w:tab/>
       <w:tab/>
-      <w:t>2026-06-28</w:t>
+      <w:t>2026-06-29</w:t>
       <w:br/>
       <w:br/>
     </w:r>

--- a/klagomål/A 18308-2024 FSC-klagomål.docx
+++ b/klagomål/A 18308-2024 FSC-klagomål.docx
@@ -1188,7 +1188,7 @@
     <w:r>
       <w:tab/>
       <w:tab/>
-      <w:t>2026-06-29</w:t>
+      <w:t>2026-06-30</w:t>
       <w:br/>
       <w:br/>
     </w:r>

--- a/klagomål/A 18308-2024 FSC-klagomål.docx
+++ b/klagomål/A 18308-2024 FSC-klagomål.docx
@@ -1188,7 +1188,7 @@
     <w:r>
       <w:tab/>
       <w:tab/>
-      <w:t>2026-06-30</w:t>
+      <w:t>2026-07-01</w:t>
       <w:br/>
       <w:br/>
     </w:r>

--- a/klagomål/A 18308-2024 FSC-klagomål.docx
+++ b/klagomål/A 18308-2024 FSC-klagomål.docx
@@ -1188,7 +1188,7 @@
     <w:r>
       <w:tab/>
       <w:tab/>
-      <w:t>2026-07-01</w:t>
+      <w:t>2026-07-02</w:t>
       <w:br/>
       <w:br/>
     </w:r>

--- a/klagomål/A 18308-2024 FSC-klagomål.docx
+++ b/klagomål/A 18308-2024 FSC-klagomål.docx
@@ -1188,7 +1188,7 @@
     <w:r>
       <w:tab/>
       <w:tab/>
-      <w:t>2026-07-13</w:t>
+      <w:t>2026-07-14</w:t>
       <w:br/>
       <w:br/>
     </w:r>

--- a/klagomål/A 18308-2024 FSC-klagomål.docx
+++ b/klagomål/A 18308-2024 FSC-klagomål.docx
@@ -1188,7 +1188,7 @@
     <w:r>
       <w:tab/>
       <w:tab/>
-      <w:t>2026-07-14</w:t>
+      <w:t>2026-07-15</w:t>
       <w:br/>
       <w:br/>
     </w:r>

--- a/klagomål/A 18308-2024 FSC-klagomål.docx
+++ b/klagomål/A 18308-2024 FSC-klagomål.docx
@@ -1188,7 +1188,7 @@
     <w:r>
       <w:tab/>
       <w:tab/>
-      <w:t>2026-07-15</w:t>
+      <w:t>2026-07-16</w:t>
       <w:br/>
       <w:br/>
     </w:r>

--- a/klagomål/A 18308-2024 FSC-klagomål.docx
+++ b/klagomål/A 18308-2024 FSC-klagomål.docx
@@ -1188,7 +1188,7 @@
     <w:r>
       <w:tab/>
       <w:tab/>
-      <w:t>2026-07-16</w:t>
+      <w:t>2026-07-17</w:t>
       <w:br/>
       <w:br/>
     </w:r>

--- a/klagomål/A 18308-2024 FSC-klagomål.docx
+++ b/klagomål/A 18308-2024 FSC-klagomål.docx
@@ -1188,7 +1188,7 @@
     <w:r>
       <w:tab/>
       <w:tab/>
-      <w:t>2026-07-17</w:t>
+      <w:t>2026-07-18</w:t>
       <w:br/>
       <w:br/>
     </w:r>

--- a/klagomål/A 18308-2024 FSC-klagomål.docx
+++ b/klagomål/A 18308-2024 FSC-klagomål.docx
@@ -1188,7 +1188,7 @@
     <w:r>
       <w:tab/>
       <w:tab/>
-      <w:t>2026-07-18</w:t>
+      <w:t>2026-07-19</w:t>
       <w:br/>
       <w:br/>
     </w:r>

--- a/klagomål/A 18308-2024 FSC-klagomål.docx
+++ b/klagomål/A 18308-2024 FSC-klagomål.docx
@@ -1188,7 +1188,7 @@
     <w:r>
       <w:tab/>
       <w:tab/>
-      <w:t>2026-07-19</w:t>
+      <w:t>2026-07-20</w:t>
       <w:br/>
       <w:br/>
     </w:r>

--- a/klagomål/A 18308-2024 FSC-klagomål.docx
+++ b/klagomål/A 18308-2024 FSC-klagomål.docx
@@ -1188,7 +1188,7 @@
     <w:r>
       <w:tab/>
       <w:tab/>
-      <w:t>2026-07-20</w:t>
+      <w:t>2026-07-21</w:t>
       <w:br/>
       <w:br/>
     </w:r>

--- a/klagomål/A 18308-2024 FSC-klagomål.docx
+++ b/klagomål/A 18308-2024 FSC-klagomål.docx
@@ -1188,7 +1188,7 @@
     <w:r>
       <w:tab/>
       <w:tab/>
-      <w:t>2026-07-21</w:t>
+      <w:t>2026-07-22</w:t>
       <w:br/>
       <w:br/>
     </w:r>

--- a/klagomål/A 18308-2024 FSC-klagomål.docx
+++ b/klagomål/A 18308-2024 FSC-klagomål.docx
@@ -1188,7 +1188,7 @@
     <w:r>
       <w:tab/>
       <w:tab/>
-      <w:t>2026-07-22</w:t>
+      <w:t>2026-07-23</w:t>
       <w:br/>
       <w:br/>
     </w:r>

--- a/klagomål/A 18308-2024 FSC-klagomål.docx
+++ b/klagomål/A 18308-2024 FSC-klagomål.docx
@@ -1188,7 +1188,7 @@
     <w:r>
       <w:tab/>
       <w:tab/>
-      <w:t>2026-07-23</w:t>
+      <w:t>2026-07-24</w:t>
       <w:br/>
       <w:br/>
     </w:r>

--- a/klagomål/A 18308-2024 FSC-klagomål.docx
+++ b/klagomål/A 18308-2024 FSC-klagomål.docx
@@ -1188,7 +1188,7 @@
     <w:r>
       <w:tab/>
       <w:tab/>
-      <w:t>2026-07-24</w:t>
+      <w:t>2026-07-25</w:t>
       <w:br/>
       <w:br/>
     </w:r>

--- a/klagomål/A 18308-2024 FSC-klagomål.docx
+++ b/klagomål/A 18308-2024 FSC-klagomål.docx
@@ -1188,7 +1188,7 @@
     <w:r>
       <w:tab/>
       <w:tab/>
-      <w:t>2026-07-25</w:t>
+      <w:t>2026-07-26</w:t>
       <w:br/>
       <w:br/>
     </w:r>

--- a/klagomål/A 18308-2024 FSC-klagomål.docx
+++ b/klagomål/A 18308-2024 FSC-klagomål.docx
@@ -1188,7 +1188,7 @@
     <w:r>
       <w:tab/>
       <w:tab/>
-      <w:t>2026-07-26</w:t>
+      <w:t>2026-07-27</w:t>
       <w:br/>
       <w:br/>
     </w:r>

--- a/klagomål/A 18308-2024 FSC-klagomål.docx
+++ b/klagomål/A 18308-2024 FSC-klagomål.docx
@@ -1188,7 +1188,7 @@
     <w:r>
       <w:tab/>
       <w:tab/>
-      <w:t>2026-07-27</w:t>
+      <w:t>2026-07-28</w:t>
       <w:br/>
       <w:br/>
     </w:r>

--- a/klagomål/A 18308-2024 FSC-klagomål.docx
+++ b/klagomål/A 18308-2024 FSC-klagomål.docx
@@ -1188,7 +1188,7 @@
     <w:r>
       <w:tab/>
       <w:tab/>
-      <w:t>2026-07-28</w:t>
+      <w:t>2026-07-29</w:t>
       <w:br/>
       <w:br/>
     </w:r>

--- a/klagomål/A 18308-2024 FSC-klagomål.docx
+++ b/klagomål/A 18308-2024 FSC-klagomål.docx
@@ -1188,7 +1188,7 @@
     <w:r>
       <w:tab/>
       <w:tab/>
-      <w:t>2026-07-29</w:t>
+      <w:t>2026-07-30</w:t>
       <w:br/>
       <w:br/>
     </w:r>

--- a/klagomål/A 18308-2024 FSC-klagomål.docx
+++ b/klagomål/A 18308-2024 FSC-klagomål.docx
@@ -1188,7 +1188,7 @@
     <w:r>
       <w:tab/>
       <w:tab/>
-      <w:t>2026-07-30</w:t>
+      <w:t>2026-07-31</w:t>
       <w:br/>
       <w:br/>
     </w:r>

--- a/klagomål/A 18308-2024 FSC-klagomål.docx
+++ b/klagomål/A 18308-2024 FSC-klagomål.docx
@@ -1188,7 +1188,7 @@
     <w:r>
       <w:tab/>
       <w:tab/>
-      <w:t>2026-07-31</w:t>
+      <w:t>2026-08-01</w:t>
       <w:br/>
       <w:br/>
     </w:r>

--- a/klagomål/A 18308-2024 FSC-klagomål.docx
+++ b/klagomål/A 18308-2024 FSC-klagomål.docx
@@ -1188,7 +1188,7 @@
     <w:r>
       <w:tab/>
       <w:tab/>
-      <w:t>2026-08-01</w:t>
+      <w:t>2026-08-02</w:t>
       <w:br/>
       <w:br/>
     </w:r>

--- a/klagomål/A 18308-2024 FSC-klagomål.docx
+++ b/klagomål/A 18308-2024 FSC-klagomål.docx
@@ -1188,7 +1188,7 @@
     <w:r>
       <w:tab/>
       <w:tab/>
-      <w:t>2026-08-02</w:t>
+      <w:t>2026-08-03</w:t>
       <w:br/>
       <w:br/>
     </w:r>

--- a/klagomål/A 18308-2024 FSC-klagomål.docx
+++ b/klagomål/A 18308-2024 FSC-klagomål.docx
@@ -1188,7 +1188,7 @@
     <w:r>
       <w:tab/>
       <w:tab/>
-      <w:t>2026-08-03</w:t>
+      <w:t>2026-08-05</w:t>
       <w:br/>
       <w:br/>
     </w:r>

--- a/klagomål/A 18308-2024 FSC-klagomål.docx
+++ b/klagomål/A 18308-2024 FSC-klagomål.docx
@@ -1188,7 +1188,7 @@
     <w:r>
       <w:tab/>
       <w:tab/>
-      <w:t>2026-08-05</w:t>
+      <w:t>2026-08-07</w:t>
       <w:br/>
       <w:br/>
     </w:r>

--- a/klagomål/A 18308-2024 FSC-klagomål.docx
+++ b/klagomål/A 18308-2024 FSC-klagomål.docx
@@ -1188,7 +1188,7 @@
     <w:r>
       <w:tab/>
       <w:tab/>
-      <w:t>2026-08-07</w:t>
+      <w:t>2026-08-08</w:t>
       <w:br/>
       <w:br/>
     </w:r>

--- a/klagomål/A 18308-2024 FSC-klagomål.docx
+++ b/klagomål/A 18308-2024 FSC-klagomål.docx
@@ -216,7 +216,7 @@
         <w:spacing w:after="240"/>
       </w:pPr>
       <w:r>
-        <w:t>Figur 1. Fyndplatser för naturvårdsarter i avverkningsanmälan. Markörer utan svart kant är placerade på fyndplatsen. Markörer med svart kant är placerade vid sidan av fyndplatsen har ett svart streck som visar fyndplatsens exakta position. Kartans mittpunktskoordinat är N 6703429, E 412052 i SWEREF 99 TM.</w:t>
+        <w:t>Figur 1. Fyndplatser för naturvårdsarter i avverkningsanmälan. Markörer utan svart kant är placerade på fyndplatsen. Markörer med svart kant är placerade vid sidan av fyndplatsen och har ett svart streck som visar fyndplatsens exakta position. Kartans mittpunktskoordinat är N 6703429, E 412052 i SWEREF 99 TM.</w:t>
       </w:r>
     </w:p>
     <w:p>
@@ -1188,7 +1188,7 @@
     <w:r>
       <w:tab/>
       <w:tab/>
-      <w:t>2026-08-14</w:t>
+      <w:t>2026-08-15</w:t>
       <w:br/>
       <w:br/>
     </w:r>

--- a/klagomål/A 18308-2024 FSC-klagomål.docx
+++ b/klagomål/A 18308-2024 FSC-klagomål.docx
@@ -1188,7 +1188,7 @@
     <w:r>
       <w:tab/>
       <w:tab/>
-      <w:t>2026-08-15</w:t>
+      <w:t>2026-08-16</w:t>
       <w:br/>
       <w:br/>
     </w:r>

--- a/klagomål/A 18308-2024 FSC-klagomål.docx
+++ b/klagomål/A 18308-2024 FSC-klagomål.docx
@@ -1188,7 +1188,7 @@
     <w:r>
       <w:tab/>
       <w:tab/>
-      <w:t>2026-08-16</w:t>
+      <w:t>2026-08-17</w:t>
       <w:br/>
       <w:br/>
     </w:r>

--- a/klagomål/A 18308-2024 FSC-klagomål.docx
+++ b/klagomål/A 18308-2024 FSC-klagomål.docx
@@ -1188,7 +1188,7 @@
     <w:r>
       <w:tab/>
       <w:tab/>
-      <w:t>2026-08-17</w:t>
+      <w:t>2026-08-18</w:t>
       <w:br/>
       <w:br/>
     </w:r>

--- a/klagomål/A 18308-2024 FSC-klagomål.docx
+++ b/klagomål/A 18308-2024 FSC-klagomål.docx
@@ -1188,7 +1188,7 @@
     <w:r>
       <w:tab/>
       <w:tab/>
-      <w:t>2026-08-18</w:t>
+      <w:t>2026-08-19</w:t>
       <w:br/>
       <w:br/>
     </w:r>

--- a/klagomål/A 18308-2024 FSC-klagomål.docx
+++ b/klagomål/A 18308-2024 FSC-klagomål.docx
@@ -1188,7 +1188,7 @@
     <w:r>
       <w:tab/>
       <w:tab/>
-      <w:t>2026-08-19</w:t>
+      <w:t>2026-08-20</w:t>
       <w:br/>
       <w:br/>
     </w:r>

--- a/klagomål/A 18308-2024 FSC-klagomål.docx
+++ b/klagomål/A 18308-2024 FSC-klagomål.docx
@@ -1188,7 +1188,7 @@
     <w:r>
       <w:tab/>
       <w:tab/>
-      <w:t>2026-08-20</w:t>
+      <w:t>2026-08-21</w:t>
       <w:br/>
       <w:br/>
     </w:r>

--- a/klagomål/A 18308-2024 FSC-klagomål.docx
+++ b/klagomål/A 18308-2024 FSC-klagomål.docx
@@ -1188,7 +1188,7 @@
     <w:r>
       <w:tab/>
       <w:tab/>
-      <w:t>2026-08-21</w:t>
+      <w:t>2026-08-22</w:t>
       <w:br/>
       <w:br/>
     </w:r>

--- a/klagomål/A 18308-2024 FSC-klagomål.docx
+++ b/klagomål/A 18308-2024 FSC-klagomål.docx
@@ -1188,7 +1188,7 @@
     <w:r>
       <w:tab/>
       <w:tab/>
-      <w:t>2026-08-22</w:t>
+      <w:t>2026-08-23</w:t>
       <w:br/>
       <w:br/>
     </w:r>

--- a/klagomål/A 18308-2024 FSC-klagomål.docx
+++ b/klagomål/A 18308-2024 FSC-klagomål.docx
@@ -1188,7 +1188,7 @@
     <w:r>
       <w:tab/>
       <w:tab/>
-      <w:t>2026-08-23</w:t>
+      <w:t>2026-08-24</w:t>
       <w:br/>
       <w:br/>
     </w:r>

--- a/klagomål/A 18308-2024 FSC-klagomål.docx
+++ b/klagomål/A 18308-2024 FSC-klagomål.docx
@@ -1188,7 +1188,7 @@
     <w:r>
       <w:tab/>
       <w:tab/>
-      <w:t>2026-08-24</w:t>
+      <w:t>2026-08-25</w:t>
       <w:br/>
       <w:br/>
     </w:r>

--- a/klagomål/A 18308-2024 FSC-klagomål.docx
+++ b/klagomål/A 18308-2024 FSC-klagomål.docx
@@ -1188,7 +1188,7 @@
     <w:r>
       <w:tab/>
       <w:tab/>
-      <w:t>2026-08-25</w:t>
+      <w:t>2026-08-26</w:t>
       <w:br/>
       <w:br/>
     </w:r>

--- a/klagomål/A 18308-2024 FSC-klagomål.docx
+++ b/klagomål/A 18308-2024 FSC-klagomål.docx
@@ -1188,7 +1188,7 @@
     <w:r>
       <w:tab/>
       <w:tab/>
-      <w:t>2026-08-26</w:t>
+      <w:t>2026-08-27</w:t>
       <w:br/>
       <w:br/>
     </w:r>

--- a/klagomål/A 18308-2024 FSC-klagomål.docx
+++ b/klagomål/A 18308-2024 FSC-klagomål.docx
@@ -1188,7 +1188,7 @@
     <w:r>
       <w:tab/>
       <w:tab/>
-      <w:t>2026-08-27</w:t>
+      <w:t>2026-08-28</w:t>
       <w:br/>
       <w:br/>
     </w:r>

--- a/klagomål/A 18308-2024 FSC-klagomål.docx
+++ b/klagomål/A 18308-2024 FSC-klagomål.docx
@@ -1188,7 +1188,7 @@
     <w:r>
       <w:tab/>
       <w:tab/>
-      <w:t>2026-08-28</w:t>
+      <w:t>2026-08-29</w:t>
       <w:br/>
       <w:br/>
     </w:r>

--- a/klagomål/A 18308-2024 FSC-klagomål.docx
+++ b/klagomål/A 18308-2024 FSC-klagomål.docx
@@ -1188,7 +1188,7 @@
     <w:r>
       <w:tab/>
       <w:tab/>
-      <w:t>2026-08-29</w:t>
+      <w:t>2026-08-31</w:t>
       <w:br/>
       <w:br/>
     </w:r>

--- a/klagomål/A 18308-2024 FSC-klagomål.docx
+++ b/klagomål/A 18308-2024 FSC-klagomål.docx
@@ -1188,7 +1188,7 @@
     <w:r>
       <w:tab/>
       <w:tab/>
-      <w:t>2026-08-31</w:t>
+      <w:t>2026-09-01</w:t>
       <w:br/>
       <w:br/>
     </w:r>

--- a/klagomål/A 18308-2024 FSC-klagomål.docx
+++ b/klagomål/A 18308-2024 FSC-klagomål.docx
@@ -1188,7 +1188,7 @@
     <w:r>
       <w:tab/>
       <w:tab/>
-      <w:t>2026-09-01</w:t>
+      <w:t>2026-09-02</w:t>
       <w:br/>
       <w:br/>
     </w:r>

--- a/klagomål/A 18308-2024 FSC-klagomål.docx
+++ b/klagomål/A 18308-2024 FSC-klagomål.docx
@@ -1188,7 +1188,7 @@
     <w:r>
       <w:tab/>
       <w:tab/>
-      <w:t>2026-09-02</w:t>
+      <w:t>2026-09-03</w:t>
       <w:br/>
       <w:br/>
     </w:r>

--- a/klagomål/A 18308-2024 FSC-klagomål.docx
+++ b/klagomål/A 18308-2024 FSC-klagomål.docx
@@ -1188,7 +1188,7 @@
     <w:r>
       <w:tab/>
       <w:tab/>
-      <w:t>2026-09-03</w:t>
+      <w:t>2026-09-04</w:t>
       <w:br/>
       <w:br/>
     </w:r>

--- a/klagomål/A 18308-2024 FSC-klagomål.docx
+++ b/klagomål/A 18308-2024 FSC-klagomål.docx
@@ -1188,7 +1188,7 @@
     <w:r>
       <w:tab/>
       <w:tab/>
-      <w:t>2026-09-04</w:t>
+      <w:t>2026-09-05</w:t>
       <w:br/>
       <w:br/>
     </w:r>
